--- a/control-despensa-api/control-despensa-api/Evidencias/Evidencias_API_Despensa_GloriaPunay.docx
+++ b/control-despensa-api/control-despensa-api/Evidencias/Evidencias_API_Despensa_GloriaPunay.docx
@@ -534,27 +534,73 @@
           <w14:ligatures w14:val="none"/>
         </w:rPr>
         <w:tab/>
-      </w:r>
-      <w:proofErr w:type="gramStart"/>
-      <w:r>
+        <w:t>LINK GITHUB:</w:t>
+      </w:r>
+    </w:p>
+    <w:p>
+      <w:pPr>
+        <w:tabs>
+          <w:tab w:val="left" w:pos="720"/>
+          <w:tab w:val="left" w:pos="1440"/>
+          <w:tab w:val="left" w:pos="2160"/>
+          <w:tab w:val="left" w:pos="2880"/>
+          <w:tab w:val="left" w:pos="3600"/>
+          <w:tab w:val="left" w:pos="4320"/>
+          <w:tab w:val="center" w:pos="5040"/>
+          <w:tab w:val="left" w:pos="5760"/>
+          <w:tab w:val="left" w:pos="6480"/>
+          <w:tab w:val="left" w:pos="7200"/>
+          <w:tab w:val="left" w:pos="7920"/>
+          <w:tab w:val="left" w:pos="8640"/>
+        </w:tabs>
+        <w:spacing w:after="0" w:line="240" w:lineRule="auto"/>
+        <w:jc w:val="center"/>
         <w:rPr>
           <w:rFonts w:ascii="Times New Roman" w:eastAsia="MS Mincho" w:hAnsi="Times New Roman" w:cs="Times New Roman"/>
           <w:kern w:val="0"/>
+          <w:sz w:val="20"/>
+          <w:szCs w:val="20"/>
           <w:lang w:val="es-ES"/>
           <w14:ligatures w14:val="none"/>
         </w:rPr>
-        <w:t>LINK</w:t>
-      </w:r>
-      <w:proofErr w:type="gramEnd"/>
-      <w:r>
-        <w:rPr>
-          <w:rFonts w:ascii="Times New Roman" w:eastAsia="MS Mincho" w:hAnsi="Times New Roman" w:cs="Times New Roman"/>
-          <w:kern w:val="0"/>
-          <w:lang w:val="es-ES"/>
-          <w14:ligatures w14:val="none"/>
-        </w:rPr>
-        <w:t xml:space="preserve"> GITHUB:</w:t>
-      </w:r>
+      </w:pPr>
+      <w:hyperlink r:id="rId6" w:history="1">
+        <w:r>
+          <w:rPr>
+            <w:rStyle w:val="Hipervnculo"/>
+            <w:rFonts w:ascii="Times New Roman" w:eastAsia="MS Mincho" w:hAnsi="Times New Roman" w:cs="Times New Roman"/>
+            <w:kern w:val="0"/>
+            <w:sz w:val="20"/>
+            <w:szCs w:val="20"/>
+            <w14:ligatures w14:val="none"/>
+          </w:rPr>
+          <w:t xml:space="preserve">programacion-ii-2026/control-despensa-api/control-despensa-api at </w:t>
+        </w:r>
+        <w:proofErr w:type="spellStart"/>
+        <w:r>
+          <w:rPr>
+            <w:rStyle w:val="Hipervnculo"/>
+            <w:rFonts w:ascii="Times New Roman" w:eastAsia="MS Mincho" w:hAnsi="Times New Roman" w:cs="Times New Roman"/>
+            <w:kern w:val="0"/>
+            <w:sz w:val="20"/>
+            <w:szCs w:val="20"/>
+            <w14:ligatures w14:val="none"/>
+          </w:rPr>
+          <w:t>main</w:t>
+        </w:r>
+        <w:proofErr w:type="spellEnd"/>
+        <w:r>
+          <w:rPr>
+            <w:rStyle w:val="Hipervnculo"/>
+            <w:rFonts w:ascii="Times New Roman" w:eastAsia="MS Mincho" w:hAnsi="Times New Roman" w:cs="Times New Roman"/>
+            <w:kern w:val="0"/>
+            <w:sz w:val="20"/>
+            <w:szCs w:val="20"/>
+            <w14:ligatures w14:val="none"/>
+          </w:rPr>
+          <w:t xml:space="preserve"> · gloria-punay18/programacion-ii-2026</w:t>
+        </w:r>
+      </w:hyperlink>
     </w:p>
     <w:p>
       <w:pPr>
@@ -686,7 +732,6 @@
           <w:b/>
           <w:bCs/>
         </w:rPr>
-        <w:lastRenderedPageBreak/>
         <w:t>CAPTURA DE LA CONFIGURACIÓN UTILIZADA EN SPRING INITIALIZR.</w:t>
       </w:r>
     </w:p>
@@ -714,7 +759,7 @@
                     <pic:cNvPicPr/>
                   </pic:nvPicPr>
                   <pic:blipFill>
-                    <a:blip r:embed="rId6"/>
+                    <a:blip r:embed="rId7"/>
                     <a:stretch>
                       <a:fillRect/>
                     </a:stretch>
@@ -759,6 +804,9 @@
         <w:ind w:left="720"/>
       </w:pPr>
       <w:r>
+        <w:rPr>
+          <w:noProof/>
+        </w:rPr>
         <w:drawing>
           <wp:inline distT="0" distB="0" distL="0" distR="0" wp14:anchorId="48462A5F" wp14:editId="24ADA172">
             <wp:extent cx="5612130" cy="3251200"/>
@@ -775,7 +823,7 @@
                     <pic:cNvPicPr/>
                   </pic:nvPicPr>
                   <pic:blipFill>
-                    <a:blip r:embed="rId7"/>
+                    <a:blip r:embed="rId8"/>
                     <a:stretch>
                       <a:fillRect/>
                     </a:stretch>
@@ -827,7 +875,6 @@
           <w:b/>
           <w:bCs/>
         </w:rPr>
-        <w:lastRenderedPageBreak/>
         <w:t>CAPTURA DE LA CLASE PRODUCTO.</w:t>
       </w:r>
     </w:p>
@@ -857,7 +904,7 @@
                     </pic:cNvPicPr>
                   </pic:nvPicPr>
                   <pic:blipFill>
-                    <a:blip r:embed="rId8">
+                    <a:blip r:embed="rId9">
                       <a:extLst>
                         <a:ext uri="{28A0092B-C50C-407E-A947-70E740481C1C}">
                           <a14:useLocalDpi xmlns:a14="http://schemas.microsoft.com/office/drawing/2010/main" val="0"/>
@@ -912,7 +959,7 @@
                     </pic:cNvPicPr>
                   </pic:nvPicPr>
                   <pic:blipFill>
-                    <a:blip r:embed="rId9" cstate="print">
+                    <a:blip r:embed="rId10" cstate="print">
                       <a:extLst>
                         <a:ext uri="{28A0092B-C50C-407E-A947-70E740481C1C}">
                           <a14:useLocalDpi xmlns:a14="http://schemas.microsoft.com/office/drawing/2010/main" val="0"/>
@@ -946,6 +993,9 @@
         <w:ind w:left="720"/>
       </w:pPr>
       <w:r>
+        <w:rPr>
+          <w:noProof/>
+        </w:rPr>
         <w:lastRenderedPageBreak/>
         <w:drawing>
           <wp:inline distT="0" distB="0" distL="0" distR="0" wp14:anchorId="70B4275C" wp14:editId="16675013">
@@ -963,7 +1013,7 @@
                     <pic:cNvPicPr/>
                   </pic:nvPicPr>
                   <pic:blipFill>
-                    <a:blip r:embed="rId10"/>
+                    <a:blip r:embed="rId11"/>
                     <a:stretch>
                       <a:fillRect/>
                     </a:stretch>
@@ -1008,6 +1058,9 @@
         <w:ind w:left="720"/>
       </w:pPr>
       <w:r>
+        <w:rPr>
+          <w:noProof/>
+        </w:rPr>
         <w:drawing>
           <wp:inline distT="0" distB="0" distL="0" distR="0" wp14:anchorId="54EAEB8C" wp14:editId="60CC1CB2">
             <wp:extent cx="5612130" cy="3084830"/>
@@ -1024,7 +1077,7 @@
                     <pic:cNvPicPr/>
                   </pic:nvPicPr>
                   <pic:blipFill>
-                    <a:blip r:embed="rId11"/>
+                    <a:blip r:embed="rId12"/>
                     <a:stretch>
                       <a:fillRect/>
                     </a:stretch>
@@ -1090,6 +1143,9 @@
         <w:ind w:left="720"/>
       </w:pPr>
       <w:r>
+        <w:rPr>
+          <w:noProof/>
+        </w:rPr>
         <w:drawing>
           <wp:inline distT="0" distB="0" distL="0" distR="0" wp14:anchorId="1E7A9EA5" wp14:editId="0A8D1BEF">
             <wp:extent cx="5612130" cy="3248025"/>
@@ -1106,7 +1162,7 @@
                     <pic:cNvPicPr/>
                   </pic:nvPicPr>
                   <pic:blipFill>
-                    <a:blip r:embed="rId12"/>
+                    <a:blip r:embed="rId13"/>
                     <a:stretch>
                       <a:fillRect/>
                     </a:stretch>
@@ -1132,6 +1188,9 @@
         <w:ind w:left="720"/>
       </w:pPr>
       <w:r>
+        <w:rPr>
+          <w:noProof/>
+        </w:rPr>
         <w:drawing>
           <wp:inline distT="0" distB="0" distL="0" distR="0" wp14:anchorId="1309F0C4" wp14:editId="707BACF6">
             <wp:extent cx="5612130" cy="3154680"/>
@@ -1145,49 +1204,6 @@
                 <pic:pic xmlns:pic="http://schemas.openxmlformats.org/drawingml/2006/picture">
                   <pic:nvPicPr>
                     <pic:cNvPr id="1264312049" name=""/>
-                    <pic:cNvPicPr/>
-                  </pic:nvPicPr>
-                  <pic:blipFill>
-                    <a:blip r:embed="rId13"/>
-                    <a:stretch>
-                      <a:fillRect/>
-                    </a:stretch>
-                  </pic:blipFill>
-                  <pic:spPr>
-                    <a:xfrm>
-                      <a:off x="0" y="0"/>
-                      <a:ext cx="5612130" cy="3154680"/>
-                    </a:xfrm>
-                    <a:prstGeom prst="rect">
-                      <a:avLst/>
-                    </a:prstGeom>
-                  </pic:spPr>
-                </pic:pic>
-              </a:graphicData>
-            </a:graphic>
-          </wp:inline>
-        </w:drawing>
-      </w:r>
-    </w:p>
-    <w:p>
-      <w:pPr>
-        <w:ind w:left="720"/>
-      </w:pPr>
-      <w:r>
-        <w:lastRenderedPageBreak/>
-        <w:drawing>
-          <wp:inline distT="0" distB="0" distL="0" distR="0" wp14:anchorId="5380A2EA" wp14:editId="5D0ABD11">
-            <wp:extent cx="5612130" cy="3154680"/>
-            <wp:effectExtent l="0" t="0" r="7620" b="7620"/>
-            <wp:docPr id="1338147854" name="Imagen 1"/>
-            <wp:cNvGraphicFramePr>
-              <a:graphicFrameLocks xmlns:a="http://schemas.openxmlformats.org/drawingml/2006/main" noChangeAspect="1"/>
-            </wp:cNvGraphicFramePr>
-            <a:graphic xmlns:a="http://schemas.openxmlformats.org/drawingml/2006/main">
-              <a:graphicData uri="http://schemas.openxmlformats.org/drawingml/2006/picture">
-                <pic:pic xmlns:pic="http://schemas.openxmlformats.org/drawingml/2006/picture">
-                  <pic:nvPicPr>
-                    <pic:cNvPr id="1338147854" name=""/>
                     <pic:cNvPicPr/>
                   </pic:nvPicPr>
                   <pic:blipFill>
@@ -1214,6 +1230,52 @@
     </w:p>
     <w:p>
       <w:pPr>
+        <w:ind w:left="720"/>
+      </w:pPr>
+      <w:r>
+        <w:rPr>
+          <w:noProof/>
+        </w:rPr>
+        <w:lastRenderedPageBreak/>
+        <w:drawing>
+          <wp:inline distT="0" distB="0" distL="0" distR="0" wp14:anchorId="5380A2EA" wp14:editId="5D0ABD11">
+            <wp:extent cx="5612130" cy="3154680"/>
+            <wp:effectExtent l="0" t="0" r="7620" b="7620"/>
+            <wp:docPr id="1338147854" name="Imagen 1"/>
+            <wp:cNvGraphicFramePr>
+              <a:graphicFrameLocks xmlns:a="http://schemas.openxmlformats.org/drawingml/2006/main" noChangeAspect="1"/>
+            </wp:cNvGraphicFramePr>
+            <a:graphic xmlns:a="http://schemas.openxmlformats.org/drawingml/2006/main">
+              <a:graphicData uri="http://schemas.openxmlformats.org/drawingml/2006/picture">
+                <pic:pic xmlns:pic="http://schemas.openxmlformats.org/drawingml/2006/picture">
+                  <pic:nvPicPr>
+                    <pic:cNvPr id="1338147854" name=""/>
+                    <pic:cNvPicPr/>
+                  </pic:nvPicPr>
+                  <pic:blipFill>
+                    <a:blip r:embed="rId15"/>
+                    <a:stretch>
+                      <a:fillRect/>
+                    </a:stretch>
+                  </pic:blipFill>
+                  <pic:spPr>
+                    <a:xfrm>
+                      <a:off x="0" y="0"/>
+                      <a:ext cx="5612130" cy="3154680"/>
+                    </a:xfrm>
+                    <a:prstGeom prst="rect">
+                      <a:avLst/>
+                    </a:prstGeom>
+                  </pic:spPr>
+                </pic:pic>
+              </a:graphicData>
+            </a:graphic>
+          </wp:inline>
+        </w:drawing>
+      </w:r>
+    </w:p>
+    <w:p>
+      <w:pPr>
         <w:numPr>
           <w:ilvl w:val="0"/>
           <w:numId w:val="2"/>
@@ -1236,6 +1298,9 @@
         <w:ind w:left="720"/>
       </w:pPr>
       <w:r>
+        <w:rPr>
+          <w:noProof/>
+        </w:rPr>
         <w:drawing>
           <wp:inline distT="0" distB="0" distL="0" distR="0" wp14:anchorId="7933556C" wp14:editId="21EE7DFF">
             <wp:extent cx="5612130" cy="3254375"/>
@@ -1252,7 +1317,7 @@
                     <pic:cNvPicPr/>
                   </pic:nvPicPr>
                   <pic:blipFill>
-                    <a:blip r:embed="rId15"/>
+                    <a:blip r:embed="rId16"/>
                     <a:stretch>
                       <a:fillRect/>
                     </a:stretch>
@@ -1278,6 +1343,9 @@
         <w:ind w:left="720"/>
       </w:pPr>
       <w:r>
+        <w:rPr>
+          <w:noProof/>
+        </w:rPr>
         <w:lastRenderedPageBreak/>
         <w:drawing>
           <wp:inline distT="0" distB="0" distL="0" distR="0" wp14:anchorId="5B4A6B2F" wp14:editId="1A67B500">
@@ -1295,7 +1363,7 @@
                     <pic:cNvPicPr/>
                   </pic:nvPicPr>
                   <pic:blipFill>
-                    <a:blip r:embed="rId16"/>
+                    <a:blip r:embed="rId17"/>
                     <a:stretch>
                       <a:fillRect/>
                     </a:stretch>
@@ -1359,7 +1427,7 @@
                     <pic:cNvPicPr/>
                   </pic:nvPicPr>
                   <pic:blipFill>
-                    <a:blip r:embed="rId17"/>
+                    <a:blip r:embed="rId18"/>
                     <a:stretch>
                       <a:fillRect/>
                     </a:stretch>
@@ -1428,70 +1496,6 @@
                 <pic:pic xmlns:pic="http://schemas.openxmlformats.org/drawingml/2006/picture">
                   <pic:nvPicPr>
                     <pic:cNvPr id="396502536" name=""/>
-                    <pic:cNvPicPr/>
-                  </pic:nvPicPr>
-                  <pic:blipFill>
-                    <a:blip r:embed="rId18"/>
-                    <a:stretch>
-                      <a:fillRect/>
-                    </a:stretch>
-                  </pic:blipFill>
-                  <pic:spPr>
-                    <a:xfrm>
-                      <a:off x="0" y="0"/>
-                      <a:ext cx="5612130" cy="3299460"/>
-                    </a:xfrm>
-                    <a:prstGeom prst="rect">
-                      <a:avLst/>
-                    </a:prstGeom>
-                  </pic:spPr>
-                </pic:pic>
-              </a:graphicData>
-            </a:graphic>
-          </wp:inline>
-        </w:drawing>
-      </w:r>
-    </w:p>
-    <w:p>
-      <w:pPr>
-        <w:numPr>
-          <w:ilvl w:val="0"/>
-          <w:numId w:val="2"/>
-        </w:numPr>
-        <w:rPr>
-          <w:b/>
-          <w:bCs/>
-        </w:rPr>
-      </w:pPr>
-      <w:r>
-        <w:rPr>
-          <w:b/>
-          <w:bCs/>
-        </w:rPr>
-        <w:t>CAPTURA DE UNA BÚSQUEDA INEXISTENTE CON ESTADO 404.</w:t>
-      </w:r>
-    </w:p>
-    <w:p>
-      <w:pPr>
-        <w:ind w:left="720"/>
-      </w:pPr>
-      <w:r>
-        <w:rPr>
-          <w:noProof/>
-        </w:rPr>
-        <w:drawing>
-          <wp:inline distT="0" distB="0" distL="0" distR="0" wp14:anchorId="23813F4A" wp14:editId="6B407EB8">
-            <wp:extent cx="5612130" cy="3299460"/>
-            <wp:effectExtent l="0" t="0" r="7620" b="0"/>
-            <wp:docPr id="1376133751" name="Imagen 1"/>
-            <wp:cNvGraphicFramePr>
-              <a:graphicFrameLocks xmlns:a="http://schemas.openxmlformats.org/drawingml/2006/main" noChangeAspect="1"/>
-            </wp:cNvGraphicFramePr>
-            <a:graphic xmlns:a="http://schemas.openxmlformats.org/drawingml/2006/main">
-              <a:graphicData uri="http://schemas.openxmlformats.org/drawingml/2006/picture">
-                <pic:pic xmlns:pic="http://schemas.openxmlformats.org/drawingml/2006/picture">
-                  <pic:nvPicPr>
-                    <pic:cNvPr id="1376133751" name=""/>
                     <pic:cNvPicPr/>
                   </pic:nvPicPr>
                   <pic:blipFill>
@@ -1518,6 +1522,70 @@
     </w:p>
     <w:p>
       <w:pPr>
+        <w:numPr>
+          <w:ilvl w:val="0"/>
+          <w:numId w:val="2"/>
+        </w:numPr>
+        <w:rPr>
+          <w:b/>
+          <w:bCs/>
+        </w:rPr>
+      </w:pPr>
+      <w:r>
+        <w:rPr>
+          <w:b/>
+          <w:bCs/>
+        </w:rPr>
+        <w:t>CAPTURA DE UNA BÚSQUEDA INEXISTENTE CON ESTADO 404.</w:t>
+      </w:r>
+    </w:p>
+    <w:p>
+      <w:pPr>
+        <w:ind w:left="720"/>
+      </w:pPr>
+      <w:r>
+        <w:rPr>
+          <w:noProof/>
+        </w:rPr>
+        <w:drawing>
+          <wp:inline distT="0" distB="0" distL="0" distR="0" wp14:anchorId="23813F4A" wp14:editId="6B407EB8">
+            <wp:extent cx="5612130" cy="3299460"/>
+            <wp:effectExtent l="0" t="0" r="7620" b="0"/>
+            <wp:docPr id="1376133751" name="Imagen 1"/>
+            <wp:cNvGraphicFramePr>
+              <a:graphicFrameLocks xmlns:a="http://schemas.openxmlformats.org/drawingml/2006/main" noChangeAspect="1"/>
+            </wp:cNvGraphicFramePr>
+            <a:graphic xmlns:a="http://schemas.openxmlformats.org/drawingml/2006/main">
+              <a:graphicData uri="http://schemas.openxmlformats.org/drawingml/2006/picture">
+                <pic:pic xmlns:pic="http://schemas.openxmlformats.org/drawingml/2006/picture">
+                  <pic:nvPicPr>
+                    <pic:cNvPr id="1376133751" name=""/>
+                    <pic:cNvPicPr/>
+                  </pic:nvPicPr>
+                  <pic:blipFill>
+                    <a:blip r:embed="rId20"/>
+                    <a:stretch>
+                      <a:fillRect/>
+                    </a:stretch>
+                  </pic:blipFill>
+                  <pic:spPr>
+                    <a:xfrm>
+                      <a:off x="0" y="0"/>
+                      <a:ext cx="5612130" cy="3299460"/>
+                    </a:xfrm>
+                    <a:prstGeom prst="rect">
+                      <a:avLst/>
+                    </a:prstGeom>
+                  </pic:spPr>
+                </pic:pic>
+              </a:graphicData>
+            </a:graphic>
+          </wp:inline>
+        </w:drawing>
+      </w:r>
+    </w:p>
+    <w:p>
+      <w:pPr>
         <w:ind w:left="720"/>
       </w:pPr>
     </w:p>
@@ -1570,7 +1638,7 @@
                     <pic:cNvPicPr/>
                   </pic:nvPicPr>
                   <pic:blipFill>
-                    <a:blip r:embed="rId20"/>
+                    <a:blip r:embed="rId21"/>
                     <a:stretch>
                       <a:fillRect/>
                     </a:stretch>
@@ -1634,7 +1702,7 @@
                     <pic:cNvPicPr/>
                   </pic:nvPicPr>
                   <pic:blipFill>
-                    <a:blip r:embed="rId21"/>
+                    <a:blip r:embed="rId22"/>
                     <a:stretch>
                       <a:fillRect/>
                     </a:stretch>
@@ -1709,7 +1777,7 @@
                     <pic:cNvPicPr/>
                   </pic:nvPicPr>
                   <pic:blipFill>
-                    <a:blip r:embed="rId22"/>
+                    <a:blip r:embed="rId23"/>
                     <a:stretch>
                       <a:fillRect/>
                     </a:stretch>
@@ -1773,7 +1841,7 @@
                     <pic:cNvPicPr/>
                   </pic:nvPicPr>
                   <pic:blipFill>
-                    <a:blip r:embed="rId23"/>
+                    <a:blip r:embed="rId24"/>
                     <a:stretch>
                       <a:fillRect/>
                     </a:stretch>
@@ -2614,16 +2682,7 @@
               <w:lang w:eastAsia="es-GT"/>
               <w14:ligatures w14:val="none"/>
             </w:rPr>
-            <m:t>9.6</m:t>
-          </m:r>
-          <m:r>
-            <w:rPr>
-              <w:rFonts w:ascii="Cambria Math" w:eastAsia="Times New Roman" w:hAnsi="Cambria Math" w:cs="Arial"/>
-              <w:kern w:val="0"/>
-              <w:lang w:eastAsia="es-GT"/>
-              <w14:ligatures w14:val="none"/>
-            </w:rPr>
-            <m:t>0</m:t>
+            <m:t>9.60</m:t>
           </m:r>
         </m:oMath>
       </m:oMathPara>
@@ -2822,16 +2881,7 @@
               <w:lang w:eastAsia="es-GT"/>
               <w14:ligatures w14:val="none"/>
             </w:rPr>
-            <m:t>69.7</m:t>
-          </m:r>
-          <m:r>
-            <w:rPr>
-              <w:rFonts w:ascii="Cambria Math" w:eastAsia="Times New Roman" w:hAnsi="Cambria Math" w:cs="Arial"/>
-              <w:kern w:val="0"/>
-              <w:lang w:eastAsia="es-GT"/>
-              <w14:ligatures w14:val="none"/>
-            </w:rPr>
-            <m:t>0</m:t>
+            <m:t>69.70</m:t>
           </m:r>
         </m:oMath>
       </m:oMathPara>
@@ -4507,7 +4557,6 @@
   <w:style w:type="character" w:default="1" w:styleId="Fuentedeprrafopredeter">
     <w:name w:val="Default Paragraph Font"/>
     <w:uiPriority w:val="1"/>
-    <w:semiHidden/>
     <w:unhideWhenUsed/>
   </w:style>
   <w:style w:type="table" w:default="1" w:styleId="Tablanormal">
@@ -4862,6 +4911,18 @@
       <w:szCs w:val="20"/>
     </w:rPr>
   </w:style>
+  <w:style w:type="character" w:styleId="Mencinsinresolver">
+    <w:name w:val="Unresolved Mention"/>
+    <w:basedOn w:val="Fuentedeprrafopredeter"/>
+    <w:uiPriority w:val="99"/>
+    <w:semiHidden/>
+    <w:unhideWhenUsed/>
+    <w:rsid w:val="00DE7AB3"/>
+    <w:rPr>
+      <w:color w:val="605E5C"/>
+      <w:shd w:val="clear" w:color="auto" w:fill="E1DFDD"/>
+    </w:rPr>
+  </w:style>
 </w:styles>
 </file>
 
